--- a/filesystem/ACTD/Claims/reserve_memo.docx
+++ b/filesystem/ACTD/Claims/reserve_memo.docx
@@ -298,7 +298,7 @@
         </w:rPr>
         <w:t>CLAIM FILE:</w:t>
         <w:tab/>
-        <w:t>ACTD-2025-1018-KEELER (matter file). Per-claimant claim nos.: Reyes ACTD-2026-0119 (pedestrian); Cho ACTD-2026-0114 (passenger); Mowbray ACTD-2026-0115 (passenger); City of Rivergate ACTD-2026-0117 (property)</w:t>
+        <w:t>ACTD-2025-1018-KEELER (matter file). Per-claimant Gov. Code § 910 claims not yet presented as of this writing.</w:t>
       </w:r>
       <w:r w:themeColor="">
         <w:rPr>

--- a/filesystem/ACTD/Claims/reserve_memo.docx
+++ b/filesystem/ACTD/Claims/reserve_memo.docx
@@ -506,7 +506,7 @@
           <w:color w:val="1F242E"/>
           <w:sz w:val="21"/>
         </w:rPr>
-        <w:t>On these facts the District's respondeat superior exposure attaches under Gov. Code § 815.2, and a course-and-scope defense is not viable. Comparative-fault posture against the City of Rivergate as owner of the struck light standard appears weak as to the pedestrian's injuries: the coach struck the standard first and the pedestrian a moment later under residual momentum, so the darkened fixture is an effect of the collision rather than a cause of it. The two aboard-passenger claims (Cho — serious; Mowbray — moderate) sit on the same liability posture and are additive to the pedestrian exposure.</w:t>
+        <w:t>On these facts, liability exposure to the District appears substantial; the Office of the General Counsel is separately preparing a formal course-and-scope determination memorandum to confirm the District's respondeat superior posture under Gov. Code § 815.2. The sequence of impact — the coach struck the light standard first and the pedestrian a moment later under residual momentum — will also bear on the extent of the City of Rivergate's exposure, if any, as owner of the struck standard. The two aboard-passenger claims (Cho — serious; Mowbray — moderate) sit on the same liability posture and are additive to the pedestrian exposure.</w:t>
       </w:r>
     </w:p>
     <w:p>

--- a/filesystem/ACTD/Claims/reserve_memo.docx
+++ b/filesystem/ACTD/Claims/reserve_memo.docx
@@ -1299,7 +1299,7 @@
               <w:rPr>
                 <w:rFonts w:ascii="Helvetica" w:hAnsi="Helvetica" w:cs="Helvetica" w:eastAsia="Helvetica"/>
                 <w:b/>
-                <w:color w:val="B5651D"/>
+                <w:color w:val="8B4513"/>
                 <w:sz w:val="21"/>
               </w:rPr>
             </w:r>
@@ -1307,7 +1307,7 @@
               <w:rPr>
                 <w:rFonts w:ascii="Helvetica" w:hAnsi="Helvetica" w:cs="Helvetica" w:eastAsia="Helvetica"/>
                 <w:b/>
-                <w:color w:val="B5651D"/>
+                <w:color w:val="8B4513"/>
                 <w:sz w:val="21"/>
               </w:rPr>
               <w:t>$250,000</w:t>
@@ -2098,7 +2098,7 @@
               <w:rPr>
                 <w:rFonts w:ascii="Helvetica" w:hAnsi="Helvetica" w:cs="Helvetica" w:eastAsia="Helvetica"/>
                 <w:b/>
-                <w:color w:val="B5651D"/>
+                <w:color w:val="8B4513"/>
                 <w:sz w:val="21"/>
               </w:rPr>
             </w:r>
@@ -2106,7 +2106,7 @@
               <w:rPr>
                 <w:rFonts w:ascii="Helvetica" w:hAnsi="Helvetica" w:cs="Helvetica" w:eastAsia="Helvetica"/>
                 <w:b/>
-                <w:color w:val="B5651D"/>
+                <w:color w:val="8B4513"/>
                 <w:sz w:val="21"/>
               </w:rPr>
               <w:t>not included above</w:t>

--- a/filesystem/ACTD/Claims/reserve_memo.docx
+++ b/filesystem/ACTD/Claims/reserve_memo.docx
@@ -378,7 +378,7 @@
           <w:color w:val="1F242E"/>
           <w:sz w:val="21"/>
         </w:rPr>
-        <w:t>; (ii) the 11/21/2025 completion of the District's internal safety investigation and course-and-scope determination, which places Operator Keeler within the scope of his employment on his assigned Owl Route 512 block at the time of the collision; and (iii) initial medical documentation from Rivergate Regional Trauma Center confirming that Ms. Reyes sustained catastrophic multisystem injuries (severe traumatic brain injury, pelvic ring fracture, bilateral lower-extremity fractures, extended ICU course, tracheostomy-supported ventilation).</w:t>
+        <w:t>; (ii) the 11/21/2025 completion of the District's internal safety investigation; and (iii) initial medical documentation from Rivergate Regional Trauma Center confirming that Ms. Reyes sustained catastrophic multisystem injuries (severe traumatic brain injury, pelvic ring fracture, bilateral lower-extremity fractures, extended ICU course, tracheostomy-supported ventilation).</w:t>
       </w:r>
     </w:p>
     <w:p>
@@ -491,7 +491,7 @@
           <w:color w:val="1F242E"/>
           <w:sz w:val="21"/>
         </w:rPr>
-        <w:t>Liability against the District is strong. Operator Keeler's certified evidentiary blood BAC of 0.14% supports negligence per se under California Vehicle Code § 23153(a) (driving under the influence causing injury); the value is 1.75× the general per-se threshold and 3.5× the commercial-driver per-se threshold. The Director of Safety's internal investigation finds — and the Fall 2025 Sign run schedule, the AVL/GPS track from Bus #4177, the Division 3 duty roster, and Operator Keeler's bid award (Owl Sr. Board Line 12) uniformly confirm — that Operator Keeler was on his assigned Route 512 block on the run of record at the time of the collision. A preliminary “off-book” characterization circulating in the early hours after the collision is not supported by the operational records and does not control.</w:t>
+        <w:t>Liability against the District is strong. Operator Keeler's certified evidentiary blood BAC of 0.14% supports negligence per se under California Vehicle Code § 23153(a) (driving under the influence causing injury); the value is 1.75× the general per-se threshold and 3.5× the commercial-driver per-se threshold.</w:t>
       </w:r>
     </w:p>
     <w:p>
@@ -506,7 +506,7 @@
           <w:color w:val="1F242E"/>
           <w:sz w:val="21"/>
         </w:rPr>
-        <w:t>On these facts the District's respondeat superior exposure attaches under Gov. Code § 815.2, and a course-and-scope defense is not viable. Comparative-fault posture against the City of Rivergate as owner of the struck light standard appears weak as to the pedestrian's injuries: the coach struck the standard first and the pedestrian a moment later under residual momentum, so the darkened fixture is an effect of the collision rather than a cause of it. The two aboard-passenger claims (Cho — serious; Mowbray — moderate) sit on the same liability posture and are additive to the pedestrian exposure.</w:t>
+        <w:t>Comparative-fault posture against the City of Rivergate as owner of the struck light standard appears weak as to the pedestrian's injuries: the coach struck the standard first and the pedestrian a moment later under residual momentum, so the darkened fixture is an effect of the collision rather than a cause of it. The two aboard-passenger claims (Cho — serious; Mowbray — moderate) sit on the same liability posture and are additive to the pedestrian exposure.</w:t>
       </w:r>
     </w:p>
     <w:p>
@@ -2134,7 +2134,7 @@
           <w:color w:val="1F242E"/>
           <w:sz w:val="21"/>
         </w:rPr>
-        <w:t>Basis and limitations. The controlling figure above supersedes the 10/28/2025 initial note. It is set on the current record — the confirmed 0.14% blood BAC, the 11/21/2025 within-scope determination, and the initial catastrophic-injury documentation — and specifically before completion of (a) the certified life-care plan and its present-value economic appendix, and (b) the vocational / earning-capacity workup. The future-medical and lost-earning-capacity components carried above are placeholders based on preliminary treating-team indications and on-file wage information; they are not the product of retained expert workup. This reserve will be revisited upon receipt of the life-care plan with present-value appendix, the vocational/economic report, and the maturing paid-loss and lien picture.</w:t>
+        <w:t>Basis and limitations. The controlling figure above supersedes the 10/28/2025 initial note. It is set on the current record — the confirmed 0.14% blood BAC and the initial catastrophic-injury documentation — and specifically before completion of (a) the certified life-care plan and its present-value economic appendix, and (b) the vocational / earning-capacity workup. The future-medical and lost-earning-capacity components carried above are placeholders based on preliminary treating-team indications and on-file wage information; they are not the product of retained expert workup. This reserve will be revisited upon receipt of the life-care plan with present-value appendix, the vocational/economic report, and the maturing paid-loss and lien picture.</w:t>
       </w:r>
       <w:r w:themeColor="">
         <w:rPr>

--- a/filesystem/ACTD/Claims/reserve_memo.docx
+++ b/filesystem/ACTD/Claims/reserve_memo.docx
@@ -2384,7 +2384,7 @@
           <w:color w:val="6B7280"/>
           <w:sz w:val="21"/>
         </w:rPr>
-        <w:t>_______________________________________</w:t>
+        <w:t>/s/ Gordon Espinoza</w:t>
       </w:r>
     </w:p>
     <w:p>

--- a/filesystem/ACTD/Claims/reserve_memo.docx
+++ b/filesystem/ACTD/Claims/reserve_memo.docx
@@ -1299,7 +1299,7 @@
               <w:rPr>
                 <w:rFonts w:ascii="Helvetica" w:hAnsi="Helvetica" w:cs="Helvetica" w:eastAsia="Helvetica"/>
                 <w:b/>
-                <w:color w:val="B5651D"/>
+                <w:color w:val="874B15"/>
                 <w:sz w:val="21"/>
               </w:rPr>
             </w:r>
@@ -1307,7 +1307,7 @@
               <w:rPr>
                 <w:rFonts w:ascii="Helvetica" w:hAnsi="Helvetica" w:cs="Helvetica" w:eastAsia="Helvetica"/>
                 <w:b/>
-                <w:color w:val="B5651D"/>
+                <w:color w:val="874B15"/>
                 <w:sz w:val="21"/>
               </w:rPr>
               <w:t>$250,000</w:t>
@@ -2098,7 +2098,7 @@
               <w:rPr>
                 <w:rFonts w:ascii="Helvetica" w:hAnsi="Helvetica" w:cs="Helvetica" w:eastAsia="Helvetica"/>
                 <w:b/>
-                <w:color w:val="B5651D"/>
+                <w:color w:val="874B15"/>
                 <w:sz w:val="21"/>
               </w:rPr>
             </w:r>
@@ -2106,7 +2106,7 @@
               <w:rPr>
                 <w:rFonts w:ascii="Helvetica" w:hAnsi="Helvetica" w:cs="Helvetica" w:eastAsia="Helvetica"/>
                 <w:b/>
-                <w:color w:val="B5651D"/>
+                <w:color w:val="874B15"/>
                 <w:sz w:val="21"/>
               </w:rPr>
               <w:t>not included above</w:t>

--- a/filesystem/ACTD/Claims/reserve_memo.docx
+++ b/filesystem/ACTD/Claims/reserve_memo.docx
@@ -1346,8 +1346,8 @@
         <w:rPr>
           <w:rFonts w:ascii="Helvetica" w:hAnsi="Helvetica" w:cs="Helvetica" w:eastAsia="Helvetica"/>
           <w:b/>
-          <w:color w:val="B5651D"/>
           <w:sz w:val="30"/>
+          <w:color w:val="874B15"/>
           <w:spacing w:val="10"/>
         </w:rPr>
         <w:t>$3,250,000</w:t>

--- a/filesystem/ACTD/Claims/reserve_memo.docx
+++ b/filesystem/ACTD/Claims/reserve_memo.docx
@@ -363,7 +363,7 @@
       <w:r w:themeColor="">
         <w:rPr>
           <w:rFonts w:ascii="Georgia" w:hAnsi="Georgia" w:cs="Georgia" w:eastAsia="Georgia"/>
-          <w:b/>
+          <w:b w:val="0"/>
           <w:i w:val="0"/>
           <w:color w:val="1F242E"/>
           <w:sz w:val="21"/>
@@ -400,7 +400,7 @@
       <w:r w:themeColor="">
         <w:rPr>
           <w:rFonts w:ascii="Georgia" w:hAnsi="Georgia" w:cs="Georgia" w:eastAsia="Georgia"/>
-          <w:b/>
+          <w:b w:val="0"/>
           <w:i w:val="0"/>
           <w:color w:val="1F242E"/>
           <w:sz w:val="21"/>
@@ -420,7 +420,7 @@
       <w:r w:themeColor="">
         <w:rPr>
           <w:rFonts w:ascii="Georgia" w:hAnsi="Georgia" w:cs="Georgia" w:eastAsia="Georgia"/>
-          <w:b/>
+          <w:b w:val="0"/>
           <w:i w:val="0"/>
           <w:color w:val="1F242E"/>
           <w:sz w:val="21"/>
@@ -440,7 +440,7 @@
       <w:r w:themeColor="">
         <w:rPr>
           <w:rFonts w:ascii="Georgia" w:hAnsi="Georgia" w:cs="Georgia" w:eastAsia="Georgia"/>
-          <w:b/>
+          <w:b w:val="0"/>
           <w:i w:val="0"/>
           <w:color w:val="1F242E"/>
           <w:sz w:val="21"/>

--- a/filesystem/ACTD/Claims/reserve_memo.docx
+++ b/filesystem/ACTD/Claims/reserve_memo.docx
@@ -800,7 +800,7 @@
       <w:r w:themeColor="">
         <w:rPr>
           <w:rFonts w:ascii="Helvetica" w:hAnsi="Helvetica" w:cs="Helvetica" w:eastAsia="Helvetica"/>
-          <w:b/>
+          <w:b w:val="0"/>
           <w:i w:val="0"/>
           <w:color w:val="2A3F6E"/>
           <w:sz w:val="21"/>
@@ -1259,7 +1259,7 @@
             <w:r w:themeColor="">
               <w:rPr>
                 <w:rFonts w:ascii="Georgia" w:hAnsi="Georgia" w:cs="Georgia" w:eastAsia="Georgia"/>
-                <w:b/>
+                <w:b w:val="0"/>
                 <w:color w:val="1F242E"/>
                 <w:sz w:val="20"/>
               </w:rPr>
@@ -1267,7 +1267,7 @@
             <w:r w:themeColor="">
               <w:rPr>
                 <w:rFonts w:ascii="Georgia" w:hAnsi="Georgia" w:cs="Georgia" w:eastAsia="Georgia"/>
-                <w:b/>
+                <w:b w:val="0"/>
                 <w:color w:val="1F242E"/>
                 <w:sz w:val="20"/>
               </w:rPr>
@@ -1298,7 +1298,7 @@
             <w:r w:themeColor="">
               <w:rPr>
                 <w:rFonts w:ascii="Helvetica" w:hAnsi="Helvetica" w:cs="Helvetica" w:eastAsia="Helvetica"/>
-                <w:b/>
+                <w:b w:val="0"/>
                 <w:color w:val="874B15"/>
                 <w:sz w:val="21"/>
               </w:rPr>
@@ -1306,7 +1306,7 @@
             <w:r w:themeColor="">
               <w:rPr>
                 <w:rFonts w:ascii="Helvetica" w:hAnsi="Helvetica" w:cs="Helvetica" w:eastAsia="Helvetica"/>
-                <w:b/>
+                <w:b w:val="0"/>
                 <w:color w:val="874B15"/>
                 <w:sz w:val="21"/>
               </w:rPr>
@@ -1329,7 +1329,7 @@
       <w:r w:themeColor="">
         <w:rPr>
           <w:rFonts w:ascii="Helvetica" w:hAnsi="Helvetica" w:cs="Helvetica" w:eastAsia="Helvetica"/>
-          <w:b/>
+          <w:b w:val="0"/>
           <w:i w:val="0"/>
           <w:color w:val="2A3F6E"/>
           <w:sz w:val="21"/>
@@ -1345,7 +1345,7 @@
       <w:r w:themeColor="">
         <w:rPr>
           <w:rFonts w:ascii="Helvetica" w:hAnsi="Helvetica" w:cs="Helvetica" w:eastAsia="Helvetica"/>
-          <w:b/>
+          <w:b w:val="0"/>
           <w:sz w:val="30"/>
           <w:color w:val="874B15"/>
           <w:spacing w:val="10"/>

--- a/filesystem/ACTD/Claims/reserve_memo.docx
+++ b/filesystem/ACTD/Claims/reserve_memo.docx
@@ -2034,86 +2034,6 @@
           </w:p>
         </w:tc>
       </w:tr>
-      <w:tr>
-        <w:tc>
-          <w:tcPr>
-            <w:tcW w:type="dxa" w:w="6192"/>
-            <w:vAlign w:val="center"/>
-            <w:tcMar>
-              <w:top w:w="40" w:type="dxa"/>
-              <w:bottom w:w="40" w:type="dxa"/>
-              <w:left w:w="110" w:type="dxa"/>
-              <w:right w:w="110" w:type="dxa"/>
-            </w:tcMar>
-            <w:shd w:val="clear" w:color="auto" w:fill="F4F5F7"/>
-            <w:tcBorders>
-              <w:bottom w:val="single" w:sz="8" w:space="0" w:color="1A2D5C"/>
-            </w:tcBorders>
-          </w:tcPr>
-          <w:p>
-            <w:pPr>
-              <w:spacing w:before="20" w:after="20" w:line="276" w:lineRule="auto"/>
-              <w:jc w:val="left"/>
-            </w:pPr>
-            <w:r w:themeColor="">
-              <w:rPr>
-                <w:rFonts w:ascii="Georgia" w:hAnsi="Georgia" w:cs="Georgia" w:eastAsia="Georgia"/>
-                <w:b/>
-                <w:color w:val="1F242E"/>
-                <w:sz w:val="20"/>
-              </w:rPr>
-            </w:r>
-            <w:r w:themeColor="">
-              <w:rPr>
-                <w:rFonts w:ascii="Georgia" w:hAnsi="Georgia" w:cs="Georgia" w:eastAsia="Georgia"/>
-                <w:b/>
-                <w:color w:val="1F242E"/>
-                <w:sz w:val="20"/>
-              </w:rPr>
-              <w:t>City of Rivergate property claim ($48,500 demand) — RESERVED SEPARATELY</w:t>
-            </w:r>
-          </w:p>
-        </w:tc>
-        <w:tc>
-          <w:tcPr>
-            <w:tcW w:type="dxa" w:w="2736"/>
-            <w:vAlign w:val="center"/>
-            <w:tcMar>
-              <w:top w:w="40" w:type="dxa"/>
-              <w:bottom w:w="40" w:type="dxa"/>
-              <w:left w:w="110" w:type="dxa"/>
-              <w:right w:w="110" w:type="dxa"/>
-            </w:tcMar>
-            <w:shd w:val="clear" w:color="auto" w:fill="F4F5F7"/>
-            <w:tcBorders>
-              <w:bottom w:val="single" w:sz="8" w:space="0" w:color="1A2D5C"/>
-            </w:tcBorders>
-          </w:tcPr>
-          <w:p>
-            <w:pPr>
-              <w:spacing w:before="20" w:after="20" w:line="276" w:lineRule="auto"/>
-              <w:jc w:val="right"/>
-            </w:pPr>
-            <w:r w:themeColor="">
-              <w:rPr>
-                <w:rFonts w:ascii="Helvetica" w:hAnsi="Helvetica" w:cs="Helvetica" w:eastAsia="Helvetica"/>
-                <w:b/>
-                <w:color w:val="874B15"/>
-                <w:sz w:val="21"/>
-              </w:rPr>
-            </w:r>
-            <w:r w:themeColor="">
-              <w:rPr>
-                <w:rFonts w:ascii="Helvetica" w:hAnsi="Helvetica" w:cs="Helvetica" w:eastAsia="Helvetica"/>
-                <w:b/>
-                <w:color w:val="874B15"/>
-                <w:sz w:val="21"/>
-              </w:rPr>
-              <w:t>not included above</w:t>
-            </w:r>
-          </w:p>
-        </w:tc>
-      </w:tr>
     </w:tbl>
     <w:p>
       <w:pPr>
